--- a/submission/the-cerebellum/package/03_Cover_Letter.docx
+++ b/submission/the-cerebellum/package/03_Cover_Letter.docx
@@ -2,21 +2,6 @@
 <file path=word/document.xml><?xml version="1.0" encoding="utf-8"?>
 <w:document xmlns:wpc="http://schemas.microsoft.com/office/word/2010/wordprocessingCanvas" xmlns:mo="http://schemas.microsoft.com/office/mac/office/2008/main" xmlns:mc="http://schemas.openxmlformats.org/markup-compatibility/2006" xmlns:mv="urn:schemas-microsoft-com:mac:vml" xmlns:o="urn:schemas-microsoft-com:office:office" xmlns:r="http://schemas.openxmlformats.org/officeDocument/2006/relationships" xmlns:m="http://schemas.openxmlformats.org/officeDocument/2006/math" xmlns:v="urn:schemas-microsoft-com:vml" xmlns:wp14="http://schemas.microsoft.com/office/word/2010/wordprocessingDrawing" xmlns:wp="http://schemas.openxmlformats.org/drawingml/2006/wordprocessingDrawing" xmlns:w10="urn:schemas-microsoft-com:office:word" xmlns:w="http://schemas.openxmlformats.org/wordprocessingml/2006/main" xmlns:w14="http://schemas.microsoft.com/office/word/2010/wordml" xmlns:wpg="http://schemas.microsoft.com/office/word/2010/wordprocessingGroup" xmlns:wpi="http://schemas.microsoft.com/office/word/2010/wordprocessingInk" xmlns:wne="http://schemas.microsoft.com/office/word/2006/wordml" xmlns:wps="http://schemas.microsoft.com/office/word/2010/wordprocessingShape" mc:Ignorable="w14 wp14">
   <w:body>
-    <w:p>
-      <w:pPr>
-        <w:spacing w:after="240"/>
-        <w:jc w:val="center"/>
-      </w:pPr>
-      <w:r>
-        <w:rPr>
-          <w:rFonts w:ascii="Times New Roman" w:hAnsi="Times New Roman" w:eastAsia="Times New Roman"/>
-          <w:b/>
-          <w:color w:val="9C3F50"/>
-          <w:sz w:val="18"/>
-        </w:rPr>
-        <w:t>DRAFT FOR AUTHOR REVIEW - align the article category with the presubmission reply before formal submission</w:t>
-      </w:r>
-    </w:p>
     <w:p>
       <w:pPr>
         <w:spacing w:after="40"/>
@@ -28,7 +13,7 @@
           <w:color w:val="000000"/>
           <w:sz w:val="20"/>
         </w:rPr>
-        <w:t>19 August 2026</w:t>
+        <w:t>21 August 2026</w:t>
       </w:r>
     </w:p>
     <w:p>
@@ -82,7 +67,7 @@
           <w:color w:val="000000"/>
           <w:sz w:val="20"/>
         </w:rPr>
-        <w:t>I am preparing to submit the manuscript entitled “A Maintenance–Reserve–Gating Framework for Modifier Effects in Hereditary Cerebellar Ataxia” for consideration as a “new ideas, opinion and controversies” article or, if the editors consider it more appropriate, an in-depth review. A presubmission inquiry asking for article-category and public-repository guidance was sent through the Springer Nature journal contact form on 19 August 2026.</w:t>
+        <w:t>I am submitting the manuscript entitled “A Maintenance–Reserve–Gating Framework for Modifier Effects in Hereditary Cerebellar Ataxia” for consideration as a “new ideas, opinion and controversies” article. Following a presubmission inquiry, Springer Nature Publishing Support advised formal submission so that the Editor-in-Chief can assess suitability during initial screening; the support response did not select an article category, and I would welcome editorial reclassification if appropriate.</w:t>
       </w:r>
     </w:p>
     <w:p>
@@ -138,7 +123,7 @@
           <w:color w:val="000000"/>
           <w:sz w:val="20"/>
         </w:rPr>
-        <w:t>The manuscript and supporting package have been publicly available in a CC BY-NC 4.0 GitHub repository (https://github.com/jieyangxchen/cerebellar-maintenance-reserve-gating-hypothesis). This history is disclosed transparently for assessment under the journal's prior-publication and preprint policies. The work is not under consideration by another journal.</w:t>
+        <w:t>The manuscript and supporting package have been publicly available in a CC BY-NC 4.0 GitHub repository (https://github.com/jieyangxchen/cerebellar-maintenance-reserve-gating-hypothesis). This history is disclosed transparently for assessment under the journal's prior-publication and preprint policies. The Publishing Support response did not make a journal-specific policy determination, so no prior approval is claimed.</w:t>
       </w:r>
     </w:p>
     <w:p>
@@ -152,7 +137,7 @@
           <w:color w:val="000000"/>
           <w:sz w:val="20"/>
         </w:rPr>
-        <w:t>No external funding was received. The author declares no competing interests; the repository copyright and possibility of considering future commercial-licensing requests are disclosed in the manuscript. AI-assisted use of OpenAI Codex is also disclosed, and the named author retains full responsibility for source verification, scientific claims, and the submitted version.</w:t>
+        <w:t>The manuscript is not under consideration by another journal. No acknowledgements are required. No external funding was received. The author declares no competing interests; the repository copyright and possibility of considering future commercial-licensing requests are disclosed in the manuscript. AI-assisted use of OpenAI Codex is also disclosed, and the named author retains full responsibility for source verification, scientific claims, and the submitted version.</w:t>
       </w:r>
     </w:p>
     <w:p>
